--- a/Project_Development_Bloodbank_document.docx
+++ b/Project_Development_Bloodbank_document.docx
@@ -18,26 +18,29 @@
           <w:bCs/>
           <w:color w:val="auto"/>
         </w:rPr>
-        <w:t>Project Development Timeline</w:t>
-      </w:r>
-    </w:p>
-    <w:p/>
-    <w:p/>
-    <w:p>
-      <w:pPr>
+        <w:t xml:space="preserve">Project Development </w:t>
+      </w:r>
+      <w:r>
         <w:rPr>
           <w:b/>
           <w:bCs/>
-          <w:sz w:val="32"/>
-          <w:szCs w:val="32"/>
+          <w:color w:val="auto"/>
         </w:rPr>
-      </w:pPr>
-      <w:r>
+        <w:t>Documentation</w:t>
+      </w:r>
+    </w:p>
+    <w:p/>
+    <w:p/>
+    <w:p>
+      <w:pPr>
+        <w:pStyle w:val="Heading2"/>
         <w:rPr>
-          <w:b/>
-          <w:bCs/>
-          <w:sz w:val="32"/>
-          <w:szCs w:val="32"/>
+          <w:color w:val="auto"/>
+        </w:rPr>
+      </w:pPr>
+      <w:r>
+        <w:rPr>
+          <w:color w:val="auto"/>
         </w:rPr>
         <w:t>Group Members Details</w:t>
       </w:r>
@@ -422,6 +425,36 @@
     <w:p/>
     <w:p>
       <w:pPr>
+        <w:pStyle w:val="Heading2"/>
+        <w:rPr>
+          <w:color w:val="auto"/>
+        </w:rPr>
+      </w:pPr>
+      <w:r>
+        <w:rPr>
+          <w:color w:val="auto"/>
+        </w:rPr>
+        <w:t>Objective of the Mini Project</w:t>
+      </w:r>
+    </w:p>
+    <w:p>
+      <w:r>
+        <w:t>The objective of the Blood Bank and Donor Management System is to develop a web-based platform that helps patients, hospitals, and blood banks quickly find blood donors during emergencies.</w:t>
+      </w:r>
+    </w:p>
+    <w:p>
+      <w:r>
+        <w:t>The system allows people to register as blood donors by providing their blood group, contact details, and location. Patients can search for donors based on blood group and location and request blood when required. The system stores donor information in a database and allows administrators to manage donor records and blood requests efficiently.</w:t>
+      </w:r>
+    </w:p>
+    <w:p>
+      <w:r>
+        <w:t>This project aims to improve communication between donors and patients and make the blood donation process faster and more organized.</w:t>
+      </w:r>
+    </w:p>
+    <w:p/>
+    <w:p>
+      <w:pPr>
         <w:rPr>
           <w:b/>
           <w:bCs/>
@@ -429,32 +462,17 @@
           <w:szCs w:val="32"/>
         </w:rPr>
       </w:pPr>
-      <w:r>
+    </w:p>
+    <w:p>
+      <w:pPr>
         <w:rPr>
           <w:b/>
           <w:bCs/>
           <w:sz w:val="32"/>
           <w:szCs w:val="32"/>
         </w:rPr>
-        <w:t>Objective of the Mini Project</w:t>
-      </w:r>
-    </w:p>
-    <w:p>
-      <w:r>
-        <w:t>The objective of the Blood Bank and Donor Management System is to develop a web-based platform that helps patients, hospitals, and blood banks quickly find blood donors during emergencies.</w:t>
-      </w:r>
-    </w:p>
-    <w:p>
-      <w:r>
-        <w:t>The system allows people to register as blood donors by providing their blood group, contact details, and location. Patients can search for donors based on blood group and location and request blood when required. The system stores donor information in a database and allows administrators to manage donor records and blood requests efficiently.</w:t>
-      </w:r>
-    </w:p>
-    <w:p>
-      <w:r>
-        <w:t>This project aims to improve communication between donors and patients and make the blood donation process faster and more organized.</w:t>
-      </w:r>
-    </w:p>
-    <w:p/>
+      </w:pPr>
+    </w:p>
     <w:p>
       <w:pPr>
         <w:rPr>
@@ -471,16 +489,8 @@
           <w:sz w:val="32"/>
           <w:szCs w:val="32"/>
         </w:rPr>
-        <w:t>Features of the Websit</w:t>
-      </w:r>
-      <w:r>
-        <w:rPr>
-          <w:b/>
-          <w:bCs/>
-          <w:sz w:val="32"/>
-          <w:szCs w:val="32"/>
-        </w:rPr>
-        <w:t xml:space="preserve">e </w:t>
+        <w:lastRenderedPageBreak/>
+        <w:t xml:space="preserve">Features of the Website </w:t>
       </w:r>
     </w:p>
     <w:p>
@@ -490,7 +500,6 @@
     </w:p>
     <w:p>
       <w:r>
-        <w:lastRenderedPageBreak/>
         <w:t>Search Donor</w:t>
       </w:r>
     </w:p>
@@ -748,7 +757,10 @@
     <w:p/>
     <w:p>
       <w:r>
-        <w:t>Week 1</w:t>
+        <w:t xml:space="preserve">Week </w:t>
+      </w:r>
+      <w:r>
+        <w:t>2</w:t>
       </w:r>
     </w:p>
     <w:p>
@@ -2525,7 +2537,6 @@
     <w:next w:val="Normal"/>
     <w:link w:val="Heading2Char"/>
     <w:uiPriority w:val="9"/>
-    <w:semiHidden/>
     <w:unhideWhenUsed/>
     <w:qFormat/>
     <w:rsid w:val="008A57CB"/>
@@ -2700,6 +2711,7 @@
   <w:style w:type="character" w:default="1" w:styleId="DefaultParagraphFont">
     <w:name w:val="Default Paragraph Font"/>
     <w:uiPriority w:val="1"/>
+    <w:semiHidden/>
     <w:unhideWhenUsed/>
   </w:style>
   <w:style w:type="table" w:default="1" w:styleId="TableNormal">
@@ -2741,7 +2753,6 @@
     <w:basedOn w:val="DefaultParagraphFont"/>
     <w:link w:val="Heading2"/>
     <w:uiPriority w:val="9"/>
-    <w:semiHidden/>
     <w:rsid w:val="008A57CB"/>
     <w:rPr>
       <w:rFonts w:asciiTheme="majorHAnsi" w:eastAsiaTheme="majorEastAsia" w:hAnsiTheme="majorHAnsi" w:cstheme="majorBidi"/>

--- a/Project_Development_Bloodbank_document.docx
+++ b/Project_Development_Bloodbank_document.docx
@@ -191,7 +191,10 @@
           </w:tcPr>
           <w:p>
             <w:r>
-              <w:t>Anushka Marsello</w:t>
+              <w:t>Anushka Mar</w:t>
+            </w:r>
+            <w:r>
+              <w:t>celo</w:t>
             </w:r>
           </w:p>
         </w:tc>
@@ -305,8 +308,13 @@
           </w:tcPr>
           <w:p>
             <w:r>
-              <w:t>Rupali Arlekar</w:t>
+              <w:t xml:space="preserve">Rupali </w:t>
             </w:r>
+            <w:proofErr w:type="spellStart"/>
+            <w:r>
+              <w:t>Arlekar</w:t>
+            </w:r>
+            <w:proofErr w:type="spellEnd"/>
           </w:p>
         </w:tc>
         <w:tc>
@@ -722,6 +730,31 @@
       <w:r>
         <w:t>Week 1</w:t>
       </w:r>
+      <w:r>
+        <w:t>:</w:t>
+      </w:r>
+      <w:r>
+        <w:rPr>
+          <w:rFonts w:ascii="Roboto" w:hAnsi="Roboto"/>
+          <w:color w:val="1F1F1F"/>
+          <w:sz w:val="21"/>
+          <w:szCs w:val="21"/>
+          <w:shd w:val="clear" w:color="auto" w:fill="FFFFFF"/>
+        </w:rPr>
+        <w:t xml:space="preserve"> </w:t>
+      </w:r>
+      <w:r>
+        <w:t>2</w:t>
+      </w:r>
+      <w:r>
+        <w:t>2</w:t>
+      </w:r>
+      <w:r>
+        <w:t>/02/2026</w:t>
+      </w:r>
+      <w:r>
+        <w:t xml:space="preserve"> </w:t>
+      </w:r>
     </w:p>
     <w:p>
       <w:pPr>
@@ -762,6 +795,18 @@
       <w:r>
         <w:t>2</w:t>
       </w:r>
+      <w:r>
+        <w:t>: 0</w:t>
+      </w:r>
+      <w:r>
+        <w:t>2/0</w:t>
+      </w:r>
+      <w:r>
+        <w:t>3</w:t>
+      </w:r>
+      <w:r>
+        <w:t>/2026</w:t>
+      </w:r>
     </w:p>
     <w:p>
       <w:pPr>
@@ -787,6 +832,28 @@
     </w:p>
     <w:p>
       <w:pPr>
+        <w:ind w:left="360"/>
+      </w:pPr>
+    </w:p>
+    <w:p>
+      <w:r>
+        <w:t xml:space="preserve">Week </w:t>
+      </w:r>
+      <w:r>
+        <w:t>3: 1</w:t>
+      </w:r>
+      <w:r>
+        <w:t>2/0</w:t>
+      </w:r>
+      <w:r>
+        <w:t>3</w:t>
+      </w:r>
+      <w:r>
+        <w:t>/2026</w:t>
+      </w:r>
+    </w:p>
+    <w:p>
+      <w:pPr>
         <w:numPr>
           <w:ilvl w:val="0"/>
           <w:numId w:val="1"/>
@@ -797,11 +864,6 @@
       </w:r>
     </w:p>
     <w:p>
-      <w:r>
-        <w:t>Week 2</w:t>
-      </w:r>
-    </w:p>
-    <w:p>
       <w:pPr>
         <w:numPr>
           <w:ilvl w:val="0"/>
@@ -823,61 +885,6 @@
         <w:t>Search functionality</w:t>
       </w:r>
     </w:p>
-    <w:p>
-      <w:r>
-        <w:t>Week 3</w:t>
-      </w:r>
-    </w:p>
-    <w:p>
-      <w:pPr>
-        <w:numPr>
-          <w:ilvl w:val="0"/>
-          <w:numId w:val="3"/>
-        </w:numPr>
-      </w:pPr>
-      <w:r>
-        <w:t>Blood request system</w:t>
-      </w:r>
-    </w:p>
-    <w:p>
-      <w:pPr>
-        <w:numPr>
-          <w:ilvl w:val="0"/>
-          <w:numId w:val="3"/>
-        </w:numPr>
-      </w:pPr>
-      <w:r>
-        <w:t>Admin panel</w:t>
-      </w:r>
-    </w:p>
-    <w:p>
-      <w:r>
-        <w:t>Week 4</w:t>
-      </w:r>
-    </w:p>
-    <w:p>
-      <w:pPr>
-        <w:numPr>
-          <w:ilvl w:val="0"/>
-          <w:numId w:val="4"/>
-        </w:numPr>
-      </w:pPr>
-      <w:r>
-        <w:t>Security improvements</w:t>
-      </w:r>
-    </w:p>
-    <w:p>
-      <w:pPr>
-        <w:numPr>
-          <w:ilvl w:val="0"/>
-          <w:numId w:val="4"/>
-        </w:numPr>
-      </w:pPr>
-      <w:r>
-        <w:t>Testing</w:t>
-      </w:r>
-    </w:p>
-    <w:p/>
     <w:sectPr>
       <w:pgSz w:w="11906" w:h="16838"/>
       <w:pgMar w:top="1440" w:right="1440" w:bottom="1440" w:left="1440" w:header="708" w:footer="708" w:gutter="0"/>
